--- a/modele/reference.docx
+++ b/modele/reference.docx
@@ -1232,6 +1232,18 @@
       <w:color w:val="7F7F7F"/>
       <w:sz w:val="20"/>
       <w:szCs w:val="20"/>
+    </w:rPr>
+  </w:style>
+  <w:style w:type="paragraph" w:customStyle="1" w:styleId="Separateur">
+    <w:name w:val="Separateur"/>
+    <w:basedOn w:val="Normal"/>
+    <w:qFormat/>
+    <w:pPr>
+      <w:spacing w:before="0" w:after="0" w:line="40" w:lineRule="exact"/>
+    </w:pPr>
+    <w:rPr>
+      <w:sz w:val="2"/>
+      <w:szCs w:val="2"/>
     </w:rPr>
   </w:style>
   <w:style w:type="character" w:customStyle="1" w:styleId="Rouge">
